--- a/L43_P3_Student_Packet.docx
+++ b/L43_P3_Student_Packet.docx
@@ -422,7 +422,7 @@
         <w:rPr>
           <w:sz w:val="22"/>
         </w:rPr>
-        <w:t>The company compares the ratios of surface area to volume for two more containers. One is a rectangular prism with a square base. The other is a rectangular prism with a rectangular base. One side of the base is equal to the side length of the first container, and the other side is twice as long. The surface area of this second container is 4x^2+6xh. The heights of the two containers are equal. Which has the smaller surface area-to-volume ratio?</w:t>
+        <w:t>The company compares the ratios of surface area to volume for two more containers. One is a rectangular prism with a square base. The other is a rectangular prism with a rectangular base. One side of the base is equal to the side length of the first container, and the other side is twice as long. The surface area of this second container is 4x²+6xh. The heights of the two containers are equal. Which has the smaller surface area-to-volume ratio?</w:t>
       </w:r>
     </w:p>
     <w:p>
@@ -445,7 +445,7 @@
         <w:rPr>
           <w:sz w:val="22"/>
         </w:rPr>
-        <w:t>Use Appropriate Tools Explain why domain restrictions are necessary to show that the rational expressions (-6x^2+21x)/(3x) and -2x+7 are equivalent. What is true about the graphs at x=0 and why?</w:t>
+        <w:t>Use Appropriate Tools Explain why domain restrictions are necessary to show that the rational expressions (-6x²+21x)/(3x) and -2x+7 are equivalent. What is true about the graphs at x=0 and why?</w:t>
       </w:r>
     </w:p>
     <w:p>
@@ -471,7 +471,7 @@
         <w:t>What is the simplified form of the rational expression? What is the domain?</w:t>
         <w:br/>
         <w:br/>
-        <w:t>(y^2-5y-24)/(y^2+3y)</w:t>
+        <w:t>(y²-5y-24)/(y²+3y)</w:t>
       </w:r>
     </w:p>
     <w:p>
@@ -546,7 +546,7 @@
         <w:rPr>
           <w:sz w:val="22"/>
         </w:rPr>
-        <w:t>Reason If the denominator of a rational expression is x^3+3x^2-10x, what value(s) must be restricted from the domain for x?</w:t>
+        <w:t>Reason If the denominator of a rational expression is x³+3x²-10x, what value(s) must be restricted from the domain for x?</w:t>
       </w:r>
     </w:p>
     <w:p>
@@ -847,7 +847,7 @@
         <w:rPr>
           <w:sz w:val="22"/>
         </w:rPr>
-        <w:t>SAT/ACT For what value of x is (2x^2+8x)/((x+4)(x^2-9)) undefined?</w:t>
+        <w:t>SAT/ACT For what value of x is (2x²+8x)/((x+4)(x²-9)) undefined?</w:t>
         <w:br/>
         <w:br/>
         <w:t>-8 -3 0 4 9</w:t>
